--- a/Project22_ScreenTimeAnalysis/Smartphone Usage Analysis.docx
+++ b/Project22_ScreenTimeAnalysis/Smartphone Usage Analysis.docx
@@ -1172,6 +1172,9 @@
     </w:p>
     <w:p>
       <w:r>
+        <w:rPr>
+          <w:noProof/>
+        </w:rPr>
         <w:drawing>
           <wp:inline distT="0" distB="0" distL="0" distR="0" wp14:anchorId="53402A6F" wp14:editId="5FA8BB9E">
             <wp:extent cx="4353533" cy="2457793"/>
@@ -1241,6 +1244,9 @@
     </w:p>
     <w:p>
       <w:r>
+        <w:rPr>
+          <w:noProof/>
+        </w:rPr>
         <w:lastRenderedPageBreak/>
         <w:drawing>
           <wp:inline distT="0" distB="0" distL="0" distR="0" wp14:anchorId="1A39475B" wp14:editId="22486CD6">
@@ -1328,6 +1334,9 @@
     </w:p>
     <w:p>
       <w:r>
+        <w:rPr>
+          <w:noProof/>
+        </w:rPr>
         <w:drawing>
           <wp:inline distT="0" distB="0" distL="0" distR="0" wp14:anchorId="09268FF1" wp14:editId="276CBC16">
             <wp:extent cx="5239481" cy="2095792"/>
@@ -1422,6 +1431,9 @@
     </w:p>
     <w:p>
       <w:r>
+        <w:rPr>
+          <w:noProof/>
+        </w:rPr>
         <w:lastRenderedPageBreak/>
         <w:drawing>
           <wp:inline distT="0" distB="0" distL="0" distR="0" wp14:anchorId="16915FA2" wp14:editId="620E9215">
@@ -1462,7 +1474,11 @@
     </w:p>
     <w:p>
       <w:r>
-        <w:t>20.</w:t>
+        <w:t>20</w:t>
+      </w:r>
+      <w:proofErr w:type="gramStart"/>
+      <w:r>
+        <w:t>.</w:t>
       </w:r>
       <w:r>
         <w:t xml:space="preserve">  </w:t>
@@ -1472,7 +1488,15 @@
           <w:b/>
           <w:bCs/>
         </w:rPr>
-        <w:t>Productivity &amp; Sleep:</w:t>
+        <w:t>Productivity</w:t>
+      </w:r>
+      <w:proofErr w:type="gramEnd"/>
+      <w:r>
+        <w:rPr>
+          <w:b/>
+          <w:bCs/>
+        </w:rPr>
+        <w:t xml:space="preserve"> &amp; Sleep:</w:t>
       </w:r>
       <w:r>
         <w:t xml:space="preserve"> Identify the "Sweet </w:t>
@@ -1517,6 +1541,9 @@
     </w:p>
     <w:p>
       <w:r>
+        <w:rPr>
+          <w:noProof/>
+        </w:rPr>
         <w:drawing>
           <wp:inline distT="0" distB="0" distL="0" distR="0" wp14:anchorId="156F18A4" wp14:editId="62110D4A">
             <wp:extent cx="4906060" cy="2791215"/>
@@ -1603,6 +1630,9 @@
     </w:p>
     <w:p>
       <w:r>
+        <w:rPr>
+          <w:noProof/>
+        </w:rPr>
         <w:lastRenderedPageBreak/>
         <w:drawing>
           <wp:inline distT="0" distB="0" distL="0" distR="0" wp14:anchorId="67E6DD43" wp14:editId="388CAD01">
@@ -1690,6 +1720,9 @@
     </w:p>
     <w:p>
       <w:r>
+        <w:rPr>
+          <w:noProof/>
+        </w:rPr>
         <w:drawing>
           <wp:inline distT="0" distB="0" distL="0" distR="0" wp14:anchorId="3B1FFC6D" wp14:editId="5523B9F0">
             <wp:extent cx="4001058" cy="2181529"/>
@@ -1776,6 +1809,9 @@
     </w:p>
     <w:p>
       <w:r>
+        <w:rPr>
+          <w:noProof/>
+        </w:rPr>
         <w:lastRenderedPageBreak/>
         <w:drawing>
           <wp:inline distT="0" distB="0" distL="0" distR="0" wp14:anchorId="051368F2" wp14:editId="54ADAC82">
@@ -1871,6 +1907,53 @@
     </w:p>
     <w:p>
       <w:r>
+        <w:drawing>
+          <wp:inline distT="0" distB="0" distL="0" distR="0" wp14:anchorId="2728A0E8" wp14:editId="5CB1ADC9">
+            <wp:extent cx="3896269" cy="1781424"/>
+            <wp:effectExtent l="0" t="0" r="0" b="9525"/>
+            <wp:docPr id="1648022701" name="Picture 1"/>
+            <wp:cNvGraphicFramePr>
+              <a:graphicFrameLocks xmlns:a="http://schemas.openxmlformats.org/drawingml/2006/main" noChangeAspect="1"/>
+            </wp:cNvGraphicFramePr>
+            <a:graphic xmlns:a="http://schemas.openxmlformats.org/drawingml/2006/main">
+              <a:graphicData uri="http://schemas.openxmlformats.org/drawingml/2006/picture">
+                <pic:pic xmlns:pic="http://schemas.openxmlformats.org/drawingml/2006/picture">
+                  <pic:nvPicPr>
+                    <pic:cNvPr id="1648022701" name=""/>
+                    <pic:cNvPicPr/>
+                  </pic:nvPicPr>
+                  <pic:blipFill>
+                    <a:blip r:embed="rId27"/>
+                    <a:stretch>
+                      <a:fillRect/>
+                    </a:stretch>
+                  </pic:blipFill>
+                  <pic:spPr>
+                    <a:xfrm>
+                      <a:off x="0" y="0"/>
+                      <a:ext cx="3896269" cy="1781424"/>
+                    </a:xfrm>
+                    <a:prstGeom prst="rect">
+                      <a:avLst/>
+                    </a:prstGeom>
+                  </pic:spPr>
+                </pic:pic>
+              </a:graphicData>
+            </a:graphic>
+          </wp:inline>
+        </w:drawing>
+      </w:r>
+    </w:p>
+    <w:p/>
+    <w:p>
+      <w:r>
+        <w:t>25</w:t>
+      </w:r>
+      <w:proofErr w:type="gramStart"/>
+      <w:r>
+        <w:t>.</w:t>
+      </w:r>
+      <w:r>
         <w:t xml:space="preserve">  </w:t>
       </w:r>
       <w:r>
@@ -1878,7 +1961,15 @@
           <w:b/>
           <w:bCs/>
         </w:rPr>
-        <w:t>Predictive Modeling Prep:</w:t>
+        <w:t>Predictive</w:t>
+      </w:r>
+      <w:proofErr w:type="gramEnd"/>
+      <w:r>
+        <w:rPr>
+          <w:b/>
+          <w:bCs/>
+        </w:rPr>
+        <w:t xml:space="preserve"> Modeling Prep:</w:t>
       </w:r>
       <w:r>
         <w:t xml:space="preserve"> Which variable (</w:t>
@@ -1902,6 +1993,53 @@
     </w:p>
     <w:p>
       <w:r>
+        <w:drawing>
+          <wp:inline distT="0" distB="0" distL="0" distR="0" wp14:anchorId="63A5B644" wp14:editId="4EAA058B">
+            <wp:extent cx="5943600" cy="1817370"/>
+            <wp:effectExtent l="0" t="0" r="0" b="0"/>
+            <wp:docPr id="952081801" name="Picture 1"/>
+            <wp:cNvGraphicFramePr>
+              <a:graphicFrameLocks xmlns:a="http://schemas.openxmlformats.org/drawingml/2006/main" noChangeAspect="1"/>
+            </wp:cNvGraphicFramePr>
+            <a:graphic xmlns:a="http://schemas.openxmlformats.org/drawingml/2006/main">
+              <a:graphicData uri="http://schemas.openxmlformats.org/drawingml/2006/picture">
+                <pic:pic xmlns:pic="http://schemas.openxmlformats.org/drawingml/2006/picture">
+                  <pic:nvPicPr>
+                    <pic:cNvPr id="952081801" name=""/>
+                    <pic:cNvPicPr/>
+                  </pic:nvPicPr>
+                  <pic:blipFill>
+                    <a:blip r:embed="rId28"/>
+                    <a:stretch>
+                      <a:fillRect/>
+                    </a:stretch>
+                  </pic:blipFill>
+                  <pic:spPr>
+                    <a:xfrm>
+                      <a:off x="0" y="0"/>
+                      <a:ext cx="5943600" cy="1817370"/>
+                    </a:xfrm>
+                    <a:prstGeom prst="rect">
+                      <a:avLst/>
+                    </a:prstGeom>
+                  </pic:spPr>
+                </pic:pic>
+              </a:graphicData>
+            </a:graphic>
+          </wp:inline>
+        </w:drawing>
+      </w:r>
+    </w:p>
+    <w:p/>
+    <w:p>
+      <w:r>
+        <w:t>26</w:t>
+      </w:r>
+      <w:proofErr w:type="gramStart"/>
+      <w:r>
+        <w:t>.</w:t>
+      </w:r>
+      <w:r>
         <w:t xml:space="preserve">  </w:t>
       </w:r>
       <w:r>
@@ -1909,7 +2047,15 @@
           <w:b/>
           <w:bCs/>
         </w:rPr>
-        <w:t>App Intensity:</w:t>
+        <w:t>App</w:t>
+      </w:r>
+      <w:proofErr w:type="gramEnd"/>
+      <w:r>
+        <w:rPr>
+          <w:b/>
+          <w:bCs/>
+        </w:rPr>
+        <w:t xml:space="preserve"> Intensity:</w:t>
       </w:r>
       <w:r>
         <w:t xml:space="preserve"> Calculate a new metric: </w:t>
@@ -1925,6 +2071,53 @@
     </w:p>
     <w:p>
       <w:r>
+        <w:drawing>
+          <wp:inline distT="0" distB="0" distL="0" distR="0" wp14:anchorId="5F04FC69" wp14:editId="5D543025">
+            <wp:extent cx="4344006" cy="1810003"/>
+            <wp:effectExtent l="0" t="0" r="0" b="0"/>
+            <wp:docPr id="1331604708" name="Picture 1"/>
+            <wp:cNvGraphicFramePr>
+              <a:graphicFrameLocks xmlns:a="http://schemas.openxmlformats.org/drawingml/2006/main" noChangeAspect="1"/>
+            </wp:cNvGraphicFramePr>
+            <a:graphic xmlns:a="http://schemas.openxmlformats.org/drawingml/2006/main">
+              <a:graphicData uri="http://schemas.openxmlformats.org/drawingml/2006/picture">
+                <pic:pic xmlns:pic="http://schemas.openxmlformats.org/drawingml/2006/picture">
+                  <pic:nvPicPr>
+                    <pic:cNvPr id="1331604708" name=""/>
+                    <pic:cNvPicPr/>
+                  </pic:nvPicPr>
+                  <pic:blipFill>
+                    <a:blip r:embed="rId29"/>
+                    <a:stretch>
+                      <a:fillRect/>
+                    </a:stretch>
+                  </pic:blipFill>
+                  <pic:spPr>
+                    <a:xfrm>
+                      <a:off x="0" y="0"/>
+                      <a:ext cx="4344006" cy="1810003"/>
+                    </a:xfrm>
+                    <a:prstGeom prst="rect">
+                      <a:avLst/>
+                    </a:prstGeom>
+                  </pic:spPr>
+                </pic:pic>
+              </a:graphicData>
+            </a:graphic>
+          </wp:inline>
+        </w:drawing>
+      </w:r>
+    </w:p>
+    <w:p/>
+    <w:p>
+      <w:r>
+        <w:t>27</w:t>
+      </w:r>
+      <w:proofErr w:type="gramStart"/>
+      <w:r>
+        <w:t xml:space="preserve">. </w:t>
+      </w:r>
+      <w:r>
         <w:t xml:space="preserve"> </w:t>
       </w:r>
       <w:r>
@@ -1932,7 +2125,15 @@
           <w:b/>
           <w:bCs/>
         </w:rPr>
-        <w:t>The "Burnout" Risk Score:</w:t>
+        <w:t>The</w:t>
+      </w:r>
+      <w:proofErr w:type="gramEnd"/>
+      <w:r>
+        <w:rPr>
+          <w:b/>
+          <w:bCs/>
+        </w:rPr>
+        <w:t xml:space="preserve"> "Burnout" Risk Score:</w:t>
       </w:r>
       <w:r>
         <w:t xml:space="preserve"> Create a weighted formula for a "Burnout Risk Score" using </w:t>
@@ -1962,6 +2163,46 @@
         <w:t>. Who ranks in the top 5%?</w:t>
       </w:r>
     </w:p>
+    <w:p>
+      <w:r>
+        <w:drawing>
+          <wp:inline distT="0" distB="0" distL="0" distR="0" wp14:anchorId="2E042508" wp14:editId="72C308EC">
+            <wp:extent cx="5943600" cy="1081405"/>
+            <wp:effectExtent l="0" t="0" r="0" b="4445"/>
+            <wp:docPr id="608561374" name="Picture 1"/>
+            <wp:cNvGraphicFramePr>
+              <a:graphicFrameLocks xmlns:a="http://schemas.openxmlformats.org/drawingml/2006/main" noChangeAspect="1"/>
+            </wp:cNvGraphicFramePr>
+            <a:graphic xmlns:a="http://schemas.openxmlformats.org/drawingml/2006/main">
+              <a:graphicData uri="http://schemas.openxmlformats.org/drawingml/2006/picture">
+                <pic:pic xmlns:pic="http://schemas.openxmlformats.org/drawingml/2006/picture">
+                  <pic:nvPicPr>
+                    <pic:cNvPr id="608561374" name=""/>
+                    <pic:cNvPicPr/>
+                  </pic:nvPicPr>
+                  <pic:blipFill>
+                    <a:blip r:embed="rId30"/>
+                    <a:stretch>
+                      <a:fillRect/>
+                    </a:stretch>
+                  </pic:blipFill>
+                  <pic:spPr>
+                    <a:xfrm>
+                      <a:off x="0" y="0"/>
+                      <a:ext cx="5943600" cy="1081405"/>
+                    </a:xfrm>
+                    <a:prstGeom prst="rect">
+                      <a:avLst/>
+                    </a:prstGeom>
+                  </pic:spPr>
+                </pic:pic>
+              </a:graphicData>
+            </a:graphic>
+          </wp:inline>
+        </w:drawing>
+      </w:r>
+    </w:p>
+    <w:p/>
     <w:p>
       <w:r>
         <w:t xml:space="preserve">  </w:t>

--- a/Project22_ScreenTimeAnalysis/Smartphone Usage Analysis.docx
+++ b/Project22_ScreenTimeAnalysis/Smartphone Usage Analysis.docx
@@ -2205,6 +2205,13 @@
     <w:p/>
     <w:p>
       <w:r>
+        <w:t>28</w:t>
+      </w:r>
+      <w:proofErr w:type="gramStart"/>
+      <w:r>
+        <w:t>.</w:t>
+      </w:r>
+      <w:r>
         <w:t xml:space="preserve">  </w:t>
       </w:r>
       <w:r>
@@ -2212,7 +2219,15 @@
           <w:b/>
           <w:bCs/>
         </w:rPr>
-        <w:t>Demographic Deep Dive:</w:t>
+        <w:t>Demographic</w:t>
+      </w:r>
+      <w:proofErr w:type="gramEnd"/>
+      <w:r>
+        <w:rPr>
+          <w:b/>
+          <w:bCs/>
+        </w:rPr>
+        <w:t xml:space="preserve"> Deep Dive:</w:t>
       </w:r>
       <w:r>
         <w:t xml:space="preserve"> Within the highest stress category, what is the most prevalent occupation and age range?</w:t>
@@ -2220,6 +2235,53 @@
     </w:p>
     <w:p>
       <w:r>
+        <w:drawing>
+          <wp:inline distT="0" distB="0" distL="0" distR="0" wp14:anchorId="29FB0574" wp14:editId="700E0BCB">
+            <wp:extent cx="5943600" cy="2320290"/>
+            <wp:effectExtent l="0" t="0" r="0" b="3810"/>
+            <wp:docPr id="933524356" name="Picture 1"/>
+            <wp:cNvGraphicFramePr>
+              <a:graphicFrameLocks xmlns:a="http://schemas.openxmlformats.org/drawingml/2006/main" noChangeAspect="1"/>
+            </wp:cNvGraphicFramePr>
+            <a:graphic xmlns:a="http://schemas.openxmlformats.org/drawingml/2006/main">
+              <a:graphicData uri="http://schemas.openxmlformats.org/drawingml/2006/picture">
+                <pic:pic xmlns:pic="http://schemas.openxmlformats.org/drawingml/2006/picture">
+                  <pic:nvPicPr>
+                    <pic:cNvPr id="933524356" name=""/>
+                    <pic:cNvPicPr/>
+                  </pic:nvPicPr>
+                  <pic:blipFill>
+                    <a:blip r:embed="rId31"/>
+                    <a:stretch>
+                      <a:fillRect/>
+                    </a:stretch>
+                  </pic:blipFill>
+                  <pic:spPr>
+                    <a:xfrm>
+                      <a:off x="0" y="0"/>
+                      <a:ext cx="5943600" cy="2320290"/>
+                    </a:xfrm>
+                    <a:prstGeom prst="rect">
+                      <a:avLst/>
+                    </a:prstGeom>
+                  </pic:spPr>
+                </pic:pic>
+              </a:graphicData>
+            </a:graphic>
+          </wp:inline>
+        </w:drawing>
+      </w:r>
+    </w:p>
+    <w:p/>
+    <w:p>
+      <w:r>
+        <w:t>29</w:t>
+      </w:r>
+      <w:proofErr w:type="gramStart"/>
+      <w:r>
+        <w:t>.</w:t>
+      </w:r>
+      <w:r>
         <w:t xml:space="preserve">  </w:t>
       </w:r>
       <w:r>
@@ -2227,7 +2289,15 @@
           <w:b/>
           <w:bCs/>
         </w:rPr>
-        <w:t>Non-Linear Trends:</w:t>
+        <w:t>Non</w:t>
+      </w:r>
+      <w:proofErr w:type="gramEnd"/>
+      <w:r>
+        <w:rPr>
+          <w:b/>
+          <w:bCs/>
+        </w:rPr>
+        <w:t>-Linear Trends:</w:t>
       </w:r>
       <w:r>
         <w:t xml:space="preserve"> Does </w:t>
@@ -2251,6 +2321,49 @@
     </w:p>
     <w:p>
       <w:r>
+        <w:drawing>
+          <wp:inline distT="0" distB="0" distL="0" distR="0" wp14:anchorId="58984D07" wp14:editId="65CFF58F">
+            <wp:extent cx="4334480" cy="2248214"/>
+            <wp:effectExtent l="0" t="0" r="9525" b="0"/>
+            <wp:docPr id="1043186881" name="Picture 1"/>
+            <wp:cNvGraphicFramePr>
+              <a:graphicFrameLocks xmlns:a="http://schemas.openxmlformats.org/drawingml/2006/main" noChangeAspect="1"/>
+            </wp:cNvGraphicFramePr>
+            <a:graphic xmlns:a="http://schemas.openxmlformats.org/drawingml/2006/main">
+              <a:graphicData uri="http://schemas.openxmlformats.org/drawingml/2006/picture">
+                <pic:pic xmlns:pic="http://schemas.openxmlformats.org/drawingml/2006/picture">
+                  <pic:nvPicPr>
+                    <pic:cNvPr id="1043186881" name=""/>
+                    <pic:cNvPicPr/>
+                  </pic:nvPicPr>
+                  <pic:blipFill>
+                    <a:blip r:embed="rId32"/>
+                    <a:stretch>
+                      <a:fillRect/>
+                    </a:stretch>
+                  </pic:blipFill>
+                  <pic:spPr>
+                    <a:xfrm>
+                      <a:off x="0" y="0"/>
+                      <a:ext cx="4334480" cy="2248214"/>
+                    </a:xfrm>
+                    <a:prstGeom prst="rect">
+                      <a:avLst/>
+                    </a:prstGeom>
+                  </pic:spPr>
+                </pic:pic>
+              </a:graphicData>
+            </a:graphic>
+          </wp:inline>
+        </w:drawing>
+      </w:r>
+    </w:p>
+    <w:p/>
+    <w:p>
+      <w:r>
+        <w:t>30.</w:t>
+      </w:r>
+      <w:r>
         <w:t xml:space="preserve"> </w:t>
       </w:r>
       <w:r>
@@ -2296,6 +2409,46 @@
         <w:t xml:space="preserve"> (est) exceed 24 hours).</w:t>
       </w:r>
     </w:p>
+    <w:p>
+      <w:r>
+        <w:drawing>
+          <wp:inline distT="0" distB="0" distL="0" distR="0" wp14:anchorId="168658DA" wp14:editId="274469C3">
+            <wp:extent cx="5943600" cy="1097280"/>
+            <wp:effectExtent l="0" t="0" r="0" b="7620"/>
+            <wp:docPr id="534436993" name="Picture 1"/>
+            <wp:cNvGraphicFramePr>
+              <a:graphicFrameLocks xmlns:a="http://schemas.openxmlformats.org/drawingml/2006/main" noChangeAspect="1"/>
+            </wp:cNvGraphicFramePr>
+            <a:graphic xmlns:a="http://schemas.openxmlformats.org/drawingml/2006/main">
+              <a:graphicData uri="http://schemas.openxmlformats.org/drawingml/2006/picture">
+                <pic:pic xmlns:pic="http://schemas.openxmlformats.org/drawingml/2006/picture">
+                  <pic:nvPicPr>
+                    <pic:cNvPr id="534436993" name=""/>
+                    <pic:cNvPicPr/>
+                  </pic:nvPicPr>
+                  <pic:blipFill>
+                    <a:blip r:embed="rId33"/>
+                    <a:stretch>
+                      <a:fillRect/>
+                    </a:stretch>
+                  </pic:blipFill>
+                  <pic:spPr>
+                    <a:xfrm>
+                      <a:off x="0" y="0"/>
+                      <a:ext cx="5943600" cy="1097280"/>
+                    </a:xfrm>
+                    <a:prstGeom prst="rect">
+                      <a:avLst/>
+                    </a:prstGeom>
+                  </pic:spPr>
+                </pic:pic>
+              </a:graphicData>
+            </a:graphic>
+          </wp:inline>
+        </w:drawing>
+      </w:r>
+    </w:p>
+    <w:p/>
     <w:p/>
     <w:p/>
     <w:sectPr>
